--- a/rapports/16_02_2026/THIMBANE/coh_EQ38_sup_023202010003.docx
+++ b/rapports/16_02_2026/THIMBANE/coh_EQ38_sup_023202010003.docx
@@ -25,7 +25,7 @@
         <w:br/>
         <w:t>Grappe: 023202010003</w:t>
         <w:br/>
-        <w:t>Date: 16/02/2026 a 12:41</w:t>
+        <w:t>Date: 16/02/2026 a 12:58</w:t>
       </w:r>
     </w:p>
     <w:p/>

--- a/rapports/16_02_2026/THIMBANE/coh_EQ38_sup_023202010003.docx
+++ b/rapports/16_02_2026/THIMBANE/coh_EQ38_sup_023202010003.docx
@@ -25,7 +25,7 @@
         <w:br/>
         <w:t>Grappe: 023202010003</w:t>
         <w:br/>
-        <w:t>Date: 16/02/2026 a 12:58</w:t>
+        <w:t>Date: 16/02/2026 a 13:06</w:t>
       </w:r>
     </w:p>
     <w:p/>
@@ -119,7 +119,7 @@
           </w:tcPr>
           <w:p>
             <w:r>
-              <w:t>24</w:t>
+              <w:t>23</w:t>
             </w:r>
           </w:p>
         </w:tc>
@@ -263,6 +263,38 @@
           </w:tcPr>
           <w:p>
             <w:r>
+              <w:t>Section7b</w:t>
+            </w:r>
+          </w:p>
+        </w:tc>
+        <w:tc>
+          <w:tcPr>
+            <w:tcW w:type="dxa" w:w="3324"/>
+          </w:tcPr>
+          <w:p>
+            <w:r>
+              <w:t>Consommation alimentaire - 7 jours</w:t>
+            </w:r>
+          </w:p>
+        </w:tc>
+        <w:tc>
+          <w:tcPr>
+            <w:tcW w:type="dxa" w:w="3324"/>
+          </w:tcPr>
+          <w:p>
+            <w:r>
+              <w:t>11</w:t>
+            </w:r>
+          </w:p>
+        </w:tc>
+      </w:tr>
+      <w:tr>
+        <w:tc>
+          <w:tcPr>
+            <w:tcW w:type="dxa" w:w="3324"/>
+          </w:tcPr>
+          <w:p>
+            <w:r>
               <w:t>Section4b</w:t>
             </w:r>
           </w:p>
@@ -274,38 +306,6 @@
           <w:p>
             <w:r>
               <w:t>Emploi - Activite principale</w:t>
-            </w:r>
-          </w:p>
-        </w:tc>
-        <w:tc>
-          <w:tcPr>
-            <w:tcW w:type="dxa" w:w="3324"/>
-          </w:tcPr>
-          <w:p>
-            <w:r>
-              <w:t>9</w:t>
-            </w:r>
-          </w:p>
-        </w:tc>
-      </w:tr>
-      <w:tr>
-        <w:tc>
-          <w:tcPr>
-            <w:tcW w:type="dxa" w:w="3324"/>
-          </w:tcPr>
-          <w:p>
-            <w:r>
-              <w:t>Section7b</w:t>
-            </w:r>
-          </w:p>
-        </w:tc>
-        <w:tc>
-          <w:tcPr>
-            <w:tcW w:type="dxa" w:w="3324"/>
-          </w:tcPr>
-          <w:p>
-            <w:r>
-              <w:t>Consommation alimentaire - 7 jours</w:t>
             </w:r>
           </w:p>
         </w:tc>
@@ -359,38 +359,6 @@
           </w:tcPr>
           <w:p>
             <w:r>
-              <w:t>Section11</w:t>
-            </w:r>
-          </w:p>
-        </w:tc>
-        <w:tc>
-          <w:tcPr>
-            <w:tcW w:type="dxa" w:w="3324"/>
-          </w:tcPr>
-          <w:p>
-            <w:r>
-              <w:t>Caracteristiques logement</w:t>
-            </w:r>
-          </w:p>
-        </w:tc>
-        <w:tc>
-          <w:tcPr>
-            <w:tcW w:type="dxa" w:w="3324"/>
-          </w:tcPr>
-          <w:p>
-            <w:r>
-              <w:t>8</w:t>
-            </w:r>
-          </w:p>
-        </w:tc>
-      </w:tr>
-      <w:tr>
-        <w:tc>
-          <w:tcPr>
-            <w:tcW w:type="dxa" w:w="3324"/>
-          </w:tcPr>
-          <w:p>
-            <w:r>
               <w:t>Section16c</w:t>
             </w:r>
           </w:p>
@@ -423,7 +391,7 @@
           </w:tcPr>
           <w:p>
             <w:r>
-              <w:t>Section9b</w:t>
+              <w:t>Section0</w:t>
             </w:r>
           </w:p>
         </w:tc>
@@ -433,7 +401,39 @@
           </w:tcPr>
           <w:p>
             <w:r>
-              <w:t>Depenses non-alimentaires - 7 jours</w:t>
+              <w:t>Identification et renseignements de controle</w:t>
+            </w:r>
+          </w:p>
+        </w:tc>
+        <w:tc>
+          <w:tcPr>
+            <w:tcW w:type="dxa" w:w="3324"/>
+          </w:tcPr>
+          <w:p>
+            <w:r>
+              <w:t>7</w:t>
+            </w:r>
+          </w:p>
+        </w:tc>
+      </w:tr>
+      <w:tr>
+        <w:tc>
+          <w:tcPr>
+            <w:tcW w:type="dxa" w:w="3324"/>
+          </w:tcPr>
+          <w:p>
+            <w:r>
+              <w:t>Section11</w:t>
+            </w:r>
+          </w:p>
+        </w:tc>
+        <w:tc>
+          <w:tcPr>
+            <w:tcW w:type="dxa" w:w="3324"/>
+          </w:tcPr>
+          <w:p>
+            <w:r>
+              <w:t>Caracteristiques logement</w:t>
             </w:r>
           </w:p>
         </w:tc>
@@ -487,7 +487,7 @@
           </w:tcPr>
           <w:p>
             <w:r>
-              <w:t>Section10a</w:t>
+              <w:t>Section9b</w:t>
             </w:r>
           </w:p>
         </w:tc>
@@ -497,7 +497,7 @@
           </w:tcPr>
           <w:p>
             <w:r>
-              <w:t>Existence entreprise non agricole</w:t>
+              <w:t>Depenses non-alimentaires - 7 jours</w:t>
             </w:r>
           </w:p>
         </w:tc>
@@ -965,7 +965,7 @@
         <w:rPr>
           <w:sz w:val="20"/>
         </w:rPr>
-        <w:t>- Attention ! Le prix unitaire d'achat (300 Fcfa) de Mâchoiron Frais en Tas (Petit) est relativement faible par rapport aux autres prix observés dans cette zone. Prière de corriger ou de confirmer avec le QG.</w:t>
+        <w:t>- Attention ! Le prix unitaire d'achat (1500 Fcfa) de Huile de soja  en Sachets (Petit) est relativement élevé par rapport aux autres prix observés dans cette zone. Prière de corriger ou de confirmer avec le QG. Attention ! Le prix unitaire d'achat (300 Fcfa) de Mâchoiron Frais en Tas (Petit) est relativement faible par rapport aux autres prix observés dans cette zone. Prière de corriger ou de confirmer avec le QG.</w:t>
       </w:r>
     </w:p>
     <w:p>
@@ -987,27 +987,6 @@
           <w:sz w:val="20"/>
         </w:rPr>
         <w:t>- Peu plausible! le montant de la dépense pour Journaux quotidiens semble faible. Veuillez, s'il vous plaît, confirmer cette information avec le QG ou la corriger.</w:t>
-      </w:r>
-    </w:p>
-    <w:p>
-      <w:r>
-        <w:rPr>
-          <w:b/>
-          <w:color w:val="4672C4"/>
-          <w:sz w:val="22"/>
-        </w:rPr>
-        <w:t>&gt;&gt; Section9d - Depenses non-alimentaires - 3 mois</w:t>
-      </w:r>
-    </w:p>
-    <w:p>
-      <w:pPr>
-        <w:ind w:left="283"/>
-      </w:pPr>
-      <w:r>
-        <w:rPr>
-          <w:sz w:val="20"/>
-        </w:rPr>
-        <w:t>- Difficile pour un ménage de ne pas avoir effectué de dépenses au cours de 3 derniers mois sur les produits/services cités (Section 9D), prière de revoir la section pour ce ménage.</w:t>
       </w:r>
     </w:p>
     <w:p>
@@ -1073,35 +1052,6 @@
           <w:sz w:val="20"/>
         </w:rPr>
         <w:t>- Avertissement! Le prix de vente (18000 Fcfa) d'un Porcin est trop petit . Veuillez confirmer ces informations avec le QG ou apporter les corrections nécessaires.</w:t>
-      </w:r>
-    </w:p>
-    <w:p>
-      <w:r>
-        <w:rPr>
-          <w:b/>
-          <w:color w:val="4672C4"/>
-          <w:sz w:val="22"/>
-        </w:rPr>
-        <w:t>&gt;&gt; Section18c - Cueillette</w:t>
-      </w:r>
-    </w:p>
-    <w:p>
-      <w:pPr>
-        <w:ind w:left="283"/>
-      </w:pPr>
-      <w:r>
-        <w:rPr>
-          <w:sz w:val="20"/>
-        </w:rPr>
-        <w:t xml:space="preserve">- Prière de renseigner la valeur de ce produit consommé ou stocké par votre ménage au cours des 12 derniers mois, prière de fournir d'effort pour avoir une estimation (s18cq03) au lieu de 9999. </w:t>
-        <w:br/>
-        <w:t xml:space="preserve">- Prière de renseigner la valeur de ce produit consommé ou stocké par votre ménage au cours des 12 derniers mois, prière de fournir d'effort pour avoir une estimation (s18cq03) au lieu de 9999. </w:t>
-        <w:br/>
-        <w:t xml:space="preserve">- Prière de renseigner la valeur de ce produit consommé ou stocké par votre ménage au cours des 12 derniers mois, prière de fournir d'effort pour avoir une estimation (s18cq03) au lieu de 9999. </w:t>
-        <w:br/>
-        <w:t xml:space="preserve">- Prière de renseigner la valeur de ce produit consommé ou stocké par votre ménage au cours des 12 derniers mois, prière de fournir d'effort pour avoir une estimation (s18cq03) au lieu de 9999. </w:t>
-        <w:br/>
-        <w:t>- Prière de renseigner la valeur de ce produit consommé ou stocké par votre ménage au cours des 12 derniers mois, prière de fournir d'effort pour avoir une estimation (s18cq03) au lieu de 9999. Prière de renseigner le montant que ces ventes ont rapporté au ménage au cours des 12 derniers mois, prière de fournir d'effort pour avoir une estimation (s18cq05) au lieu de 9999. Prière de renseigner l'unité de temps pour la question s18cq05.</w:t>
       </w:r>
     </w:p>
     <w:p>
@@ -1486,6 +1436,27 @@
           <w:sz w:val="20"/>
         </w:rPr>
         <w:t>- Attention ! Le nombre de jours que FERDINAND SAGNA a travaillés par mois semble être inférieur à 15. Veuillez, s'il vous plaît, confirmer cette information.</w:t>
+      </w:r>
+    </w:p>
+    <w:p>
+      <w:r>
+        <w:rPr>
+          <w:b/>
+          <w:color w:val="4672C4"/>
+          <w:sz w:val="22"/>
+        </w:rPr>
+        <w:t>&gt;&gt; Section7b - Consommation alimentaire - 7 jours</w:t>
+      </w:r>
+    </w:p>
+    <w:p>
+      <w:pPr>
+        <w:ind w:left="283"/>
+      </w:pPr>
+      <w:r>
+        <w:rPr>
+          <w:sz w:val="20"/>
+        </w:rPr>
+        <w:t>- Attention ! Le prix unitaire d'achat (50 Fcfa) de Feuilles de  Haricot en Tas (Petit) est relativement faible par rapport aux autres prix observés dans cette zone. Prière de corriger ou de confirmer avec le QG.</w:t>
       </w:r>
     </w:p>
     <w:p>
@@ -2009,6 +1980,27 @@
           <w:color w:val="4672C4"/>
           <w:sz w:val="22"/>
         </w:rPr>
+        <w:t>&gt;&gt; Section7b - Consommation alimentaire - 7 jours</w:t>
+      </w:r>
+    </w:p>
+    <w:p>
+      <w:pPr>
+        <w:ind w:left="283"/>
+      </w:pPr>
+      <w:r>
+        <w:rPr>
+          <w:sz w:val="20"/>
+        </w:rPr>
+        <w:t>- Attention ! Le prix unitaire d'achat (1700 Fcfa) de Cube alimentaire (Maggi, Jumbo, ) en Tablette (Moyen) est relativement élevé par rapport aux autres prix observés dans cette zone. Prière de corriger ou de confirmer avec le QG.</w:t>
+      </w:r>
+    </w:p>
+    <w:p>
+      <w:r>
+        <w:rPr>
+          <w:b/>
+          <w:color w:val="4672C4"/>
+          <w:sz w:val="22"/>
+        </w:rPr>
         <w:t>&gt;&gt; Section10a - Existence entreprise non agricole</w:t>
       </w:r>
     </w:p>
@@ -2021,6 +2013,27 @@
           <w:sz w:val="20"/>
         </w:rPr>
         <w:t>- Avertissement!!! Le ménage de JULES JEAN PIERRE BASSENE a comme taille 3 personnes dont ils vivent à ZIGUINCHOR Rural et aucune d'entre ne possède une entreprise non agricole, prière de revoir cette partie de la section 10 de ce menage.</w:t>
+      </w:r>
+    </w:p>
+    <w:p>
+      <w:r>
+        <w:rPr>
+          <w:b/>
+          <w:color w:val="4672C4"/>
+          <w:sz w:val="22"/>
+        </w:rPr>
+        <w:t>&gt;&gt; Section12 - Actifs du menage</w:t>
+      </w:r>
+    </w:p>
+    <w:p>
+      <w:pPr>
+        <w:ind w:left="283"/>
+      </w:pPr>
+      <w:r>
+        <w:rPr>
+          <w:sz w:val="20"/>
+        </w:rPr>
+        <w:t>- Attention ! Appareil TV a été achété à 180000 Fcfa est relativement élevé par rapport aux autres prix d'achat observés dans cette zone. Prière de corriger ou de confirmer avec le QG.</w:t>
       </w:r>
     </w:p>
     <w:p>
@@ -2534,27 +2547,6 @@
           <w:color w:val="4672C4"/>
           <w:sz w:val="22"/>
         </w:rPr>
-        <w:t>&gt;&gt; Section11 - Caracteristiques logement</w:t>
-      </w:r>
-    </w:p>
-    <w:p>
-      <w:pPr>
-        <w:ind w:left="283"/>
-      </w:pPr>
-      <w:r>
-        <w:rPr>
-          <w:sz w:val="20"/>
-        </w:rPr>
-        <w:t>- Comment votre ménage se débarrasse-t-il de ses ordures ménagères, prière de classer ces autres à preciser car ils existent dejà.  La principale  source d'éclairage du logement du ménage est Lampe torche et semble exister dans les modalités, prière de prendre attache avec le QG pour plus d'explication afin de la classer bien.  Le ménage se débarrasse de ses ordures ménagères avec puits et semble exister dans les modalités, prière de prendre attache avec le QG pour plus d'explication afin de la classer bien.</w:t>
-      </w:r>
-    </w:p>
-    <w:p>
-      <w:r>
-        <w:rPr>
-          <w:b/>
-          <w:color w:val="4672C4"/>
-          <w:sz w:val="22"/>
-        </w:rPr>
         <w:t>&gt;&gt; Section12 - Actifs du menage</w:t>
       </w:r>
     </w:p>
@@ -2925,7 +2917,7 @@
         <w:rPr>
           <w:sz w:val="20"/>
         </w:rPr>
-        <w:t>- Il est obligatoire de prendre les coordonnées Gps avant d'administrer le questionnaire. Prière de prendre les coordonnées GPS.</w:t>
+        <w:t>- Le questionnaire semble ne pas être complètement fini mais le questionnaire est en statut complet, prière de compléter le questionnaire. Il est obligatoire de prendre les coordonnées Gps avant d'administrer le questionnaire. Prière de prendre les coordonnées GPS.</w:t>
       </w:r>
     </w:p>
     <w:p>
@@ -3044,7 +3036,7 @@
         <w:rPr>
           <w:sz w:val="20"/>
         </w:rPr>
-        <w:t>- Attention ! Le prix unitaire d'achat (100 Fcfa) de Vinaigre de vin en Sachets (Petit) est relativement élevé par rapport aux autres prix observés dans cette zone. Prière de corriger ou de confirmer avec le QG. Avertissement!!! Le ménage a consommé 5 Paquet Petit de Thé en sachet, cette quantité semble anormale pour une consommation des 7 derniers jours.Prière de corriger ou de confirmer avec le QG. Avertissement!! le prix unitaire (100 Fcfa) de Thé en sachet (unité: Paquet) de taille Petit est très faible ou élevé. Prière de corriger ou de confirmer avec le QG.</w:t>
+        <w:t>- Attention ! Le prix unitaire d'achat (100 Fcfa) de Piment séché en Sachets (Petit) est relativement élevé par rapport aux autres prix observés dans cette zone. Prière de corriger ou de confirmer avec le QG. Attention ! Le prix unitaire d'achat (100 Fcfa) de Vinaigre de vin en Sachets (Petit) est relativement élevé par rapport aux autres prix observés dans cette zone. Prière de corriger ou de confirmer avec le QG. Attention ! Le prix unitaire d'achat (50 Fcfa) de Cube alimentaire (Maggi, Jumbo, ) en Cube (Moyen) est relativement élevé par rapport aux autres prix observés dans cette zone. Prière de corriger ou de confirmer avec le QG. Avertissement!!! Le ménage a consommé 5 Paquet Petit de Thé en sachet, cette quantité semble anormale pour une consommation des 7 derniers jours.Prière de corriger ou de confirmer avec le QG. Avertissement!! le prix unitaire (100 Fcfa) de Thé en sachet (unité: Paquet) de taille Petit est très faible ou élevé. Prière de corriger ou de confirmer avec le QG.</w:t>
       </w:r>
     </w:p>
     <w:p>
@@ -3196,6 +3188,27 @@
         <w:t xml:space="preserve">- La quantité estimée en Kg est incorrecte (Exemple : si le ménage a eu 10 sacs de 100kg = 10*100=1000kg), prière de corriger merci. </w:t>
         <w:br/>
         <w:t>- Le pourcentage qui reste à recolter pour ces cultures est de 100% c'est-à-dire que la recolte n'a pas commencé pour ces cultures, prière de regarder les questions (s16Cq11 s16Cq12) ou corriger.</w:t>
+      </w:r>
+    </w:p>
+    <w:p>
+      <w:r>
+        <w:rPr>
+          <w:b/>
+          <w:color w:val="4672C4"/>
+          <w:sz w:val="22"/>
+        </w:rPr>
+        <w:t>&gt;&gt; Section17 - Elevage</w:t>
+      </w:r>
+    </w:p>
+    <w:p>
+      <w:pPr>
+        <w:ind w:left="283"/>
+      </w:pPr>
+      <w:r>
+        <w:rPr>
+          <w:sz w:val="20"/>
+        </w:rPr>
+        <w:t>- Attention ! Le ménage a vendu 0 Poules / poulets à . donc un prix unitaire d'achat (5000 Fcfa) qui  est relativement elevé par rapport aux autres prix observés dans cette zone. Prière de corriger ou de confirmer avec le QG.</w:t>
       </w:r>
     </w:p>
     <w:p>
@@ -3552,7 +3565,7 @@
         <w:rPr>
           <w:sz w:val="20"/>
         </w:rPr>
-        <w:t>- Vous avez declaré que le questionnaire est complètement fini mais le questionnaire est en statut partiel, prière de mettre le questionnaire en statut complet s'il est fini. Il est obligatoire de prendre les coordonnées Gps avant d'administrer le questionnaire. Prière de prendre les coordonnées GPS.</w:t>
+        <w:t>- Il est obligatoire de prendre les coordonnées Gps avant d'administrer le questionnaire. Prière de prendre les coordonnées GPS.</w:t>
       </w:r>
     </w:p>
     <w:p>
@@ -3638,7 +3651,7 @@
         <w:rPr>
           <w:sz w:val="20"/>
         </w:rPr>
-        <w:t>- Attention ! Le prix unitaire d'achat (100 Fcfa) de Pâte d'arachide en Sachets (Moyen) est relativement faible par rapport aux autres prix observés dans cette zone. Prière de corriger ou de confirmer avec le QG. Attention ! Le prix unitaire d'achat (250 Fcfa) de Oignon frais en Kg (taille unique) est relativement faible par rapport aux autres prix observés dans cette zone. Prière de corriger ou de confirmer avec le QG. Avertissement!! Les quantités du Thé en feuille consommées en Sachets industriel semble incoherent car les ménages consomment géneralement en sachet ou en paquet, prière de corriger ou confirmer avec le QG. Avertissement!! le prix unitaire (100 Fcfa) de Thé en sachet (unité: Sachets) de taille Petit est très faible ou élevé. Prière de corriger ou de confirmer avec le QG.</w:t>
+        <w:t>- Attention ! Le prix unitaire d'achat (100 Fcfa) de Piment séché en Sachets (Petit) est relativement élevé par rapport aux autres prix observés dans cette zone. Prière de corriger ou de confirmer avec le QG. Attention ! Le prix unitaire d'achat (20 Fcfa) de Sucre en poudre  en Sachets (Petit) est relativement faible par rapport aux autres prix observés dans cette zone. Prière de corriger ou de confirmer avec le QG. Attention ! Le prix unitaire d'achat (250 Fcfa) de Oignon frais en Kg (taille unique) est relativement faible par rapport aux autres prix observés dans cette zone. Prière de corriger ou de confirmer avec le QG. Attention ! Le prix unitaire d'achat (50 Fcfa) de Cube alimentaire (Maggi, Jumbo, ) en Cube (Moyen) est relativement élevé par rapport aux autres prix observés dans cette zone. Prière de corriger ou de confirmer avec le QG. Avertissement!! Les quantités du Thé en feuille consommées en Sachets industriel semble incoherent car les ménages consomment géneralement en sachet ou en paquet, prière de corriger ou confirmer avec le QG. Avertissement!! le prix unitaire (100 Fcfa) de Thé en sachet (unité: Sachets) de taille Petit est très faible ou élevé. Prière de corriger ou de confirmer avec le QG.</w:t>
       </w:r>
     </w:p>
     <w:p>
@@ -4047,6 +4060,27 @@
           <w:color w:val="4672C4"/>
           <w:sz w:val="22"/>
         </w:rPr>
+        <w:t>&gt;&gt; Section0 - Identification et renseignements de controle</w:t>
+      </w:r>
+    </w:p>
+    <w:p>
+      <w:pPr>
+        <w:ind w:left="283"/>
+      </w:pPr>
+      <w:r>
+        <w:rPr>
+          <w:sz w:val="20"/>
+        </w:rPr>
+        <w:t>- Le questionnaire semble ne pas être complètement fini mais le questionnaire est en statut complet, prière de compléter le questionnaire.</w:t>
+      </w:r>
+    </w:p>
+    <w:p>
+      <w:r>
+        <w:rPr>
+          <w:b/>
+          <w:color w:val="4672C4"/>
+          <w:sz w:val="22"/>
+        </w:rPr>
         <w:t>&gt;&gt; Section1 - Caracteristiques des membres</w:t>
       </w:r>
     </w:p>
@@ -4085,7 +4119,7 @@
         <w:br/>
         <w:t xml:space="preserve">- Peu probable! Bintou Tendeng  n'arrive pas  à comprendre un petit texte lu dans une langue locale (s02q03). Veuillez corriger ou donner des explications au QG. Attention ! Le frais de scolarité (2500 Fcfa) de Bintou Tendeng en 5ème année de Primaire est relativement élevé par rapport aux autres frais de scolarités observés dans cette zone. Prière de corriger ou de confirmer avec le QG. </w:t>
         <w:br/>
-        <w:t xml:space="preserve">- Peu probable! Khady Tendeng  n'arrive pas  à comprendre un petit texte lu dans une langue locale (s02q03). Veuillez corriger ou donner des explications au QG. Peu probable! Khady Tendeng  ne sait ni lire, ni écrire, ni comprendre dans aucune des langues  (s02q01,s02q02,s02q03). Veuillez corriger ou donner des explications au QG. Peu plausible Khady Tendeng fréquente au minimum le fondamental 1 mais ne sait ni lire ni comprendre la langue française, prière de corriger ou de confirmer avec le QG merci. Avertissement!! Khady Tendeng fréquente au minimum la troisième année de fondamental 1 mais ne sait pas écrire, prière de corriger ou confirmer avec le QG. </w:t>
+        <w:t xml:space="preserve">- Peu probable! Khady Tendeng  n'arrive pas  à comprendre un petit texte lu dans une langue locale (s02q03). Veuillez corriger ou donner des explications au QG. Peu probable! Khady Tendeng  ne sait ni lire, ni écrire, ni comprendre dans aucune des langues  (s02q01,s02q02,s02q03). Veuillez corriger ou donner des explications au QG. Peu plausible Khady Tendeng fréquente au minimum le fondamental 1 mais ne sait ni lire ni comprendre la langue française, prière de corriger ou de confirmer avec le QG merci. Avertissement!! Khady Tendeng fréquente au minimum la troisième année de fondamental 1 mais ne sait pas écrire, prière de corriger ou confirmer avec le QG. Attention ! Le frais de scolarité (2500 Fcfa) de Khady Tendeng en 3ème année de Primaire est relativement élevé par rapport aux autres frais de scolarités observés dans cette zone. Prière de corriger ou de confirmer avec le QG. </w:t>
         <w:br/>
         <w:t xml:space="preserve">- Peu probable! Koudioudji Dembele  n'arrive pas  à comprendre un petit texte lu dans une langue locale (s02q03). Veuillez corriger ou donner des explications au QG. </w:t>
         <w:br/>
@@ -4133,7 +4167,7 @@
         <w:rPr>
           <w:sz w:val="20"/>
         </w:rPr>
-        <w:t>- Avertissement!!! Le ménage a consommé 4 Paquet Moyen de Thé en sachet, cette quantité semble anormale pour une consommation des 7 derniers jours.Prière de corriger ou de confirmer avec le QG. Avertissement!! le prix unitaire (150 Fcfa) de Thé en sachet (unité: Paquet) de taille Moyen est très faible ou élevé. Prière de corriger ou de confirmer avec le QG.</w:t>
+        <w:t>- Attention ! Le prix unitaire d'achat (50 Fcfa) de Cube alimentaire (Maggi, Jumbo, ) en Cube (Moyen) est relativement élevé par rapport aux autres prix observés dans cette zone. Prière de corriger ou de confirmer avec le QG. Attention ! Le prix unitaire d'achat (50 Fcfa) de Feuilles de  Haricot en Tas (Petit) est relativement faible par rapport aux autres prix observés dans cette zone. Prière de corriger ou de confirmer avec le QG. Avertissement!!! Le ménage a consommé 4 Paquet Moyen de Thé en sachet, cette quantité semble anormale pour une consommation des 7 derniers jours.Prière de corriger ou de confirmer avec le QG. Avertissement!! le prix unitaire (150 Fcfa) de Thé en sachet (unité: Paquet) de taille Moyen est très faible ou élevé. Prière de corriger ou de confirmer avec le QG. Attention ! Le prix unitaire d'achat (150 Fcfa) de Thé en sachet en Paquet (Moyen) est relativement élevé par rapport aux autres prix observés dans cette zone. Prière de corriger ou de confirmer avec le QG.</w:t>
       </w:r>
     </w:p>
     <w:p>
@@ -4641,7 +4675,7 @@
         <w:rPr>
           <w:sz w:val="20"/>
         </w:rPr>
-        <w:t>- Attention ! Le prix unitaire d'achat (33.33333 Fcfa) de Ail en Gousse (Moyen) est relativement faible par rapport aux autres prix observés dans cette zone. Prière de corriger ou de confirmer avec le QG.</w:t>
+        <w:t>- Attention ! Le prix unitaire d'achat (25 Fcfa) de Piment séché en Sachets (Petit) est relativement faible par rapport aux autres prix observés dans cette zone. Prière de corriger ou de confirmer avec le QG. Attention ! Le prix unitaire d'achat (33.33333 Fcfa) de Ail en Gousse (Moyen) est relativement faible par rapport aux autres prix observés dans cette zone. Prière de corriger ou de confirmer avec le QG.</w:t>
       </w:r>
     </w:p>
     <w:p>
@@ -5104,6 +5138,27 @@
           <w:color w:val="4672C4"/>
           <w:sz w:val="22"/>
         </w:rPr>
+        <w:t>&gt;&gt; Section0 - Identification et renseignements de controle</w:t>
+      </w:r>
+    </w:p>
+    <w:p>
+      <w:pPr>
+        <w:ind w:left="283"/>
+      </w:pPr>
+      <w:r>
+        <w:rPr>
+          <w:sz w:val="20"/>
+        </w:rPr>
+        <w:t>- Vous avez declaré que le questionnaire est complètement fini mais le questionnaire est en statut partiel, prière de mettre le questionnaire en statut complet s'il est fini.</w:t>
+      </w:r>
+    </w:p>
+    <w:p>
+      <w:r>
+        <w:rPr>
+          <w:b/>
+          <w:color w:val="4672C4"/>
+          <w:sz w:val="22"/>
+        </w:rPr>
         <w:t>&gt;&gt; Section1 - Caracteristiques des membres</w:t>
       </w:r>
     </w:p>
@@ -5186,7 +5241,7 @@
         <w:rPr>
           <w:sz w:val="20"/>
         </w:rPr>
-        <w:t>- Attention ! Le prix unitaire d'achat (83.33334 Fcfa) de Ail en Gousse (Moyen) est relativement faible par rapport aux autres prix observés dans cette zone. Prière de corriger ou de confirmer avec le QG.</w:t>
+        <w:t>- Attention ! Le prix unitaire d'achat (25 Fcfa) de Piment séché en Sachets (Petit) est relativement faible par rapport aux autres prix observés dans cette zone. Prière de corriger ou de confirmer avec le QG. Attention ! Le prix unitaire d'achat (83.33334 Fcfa) de Ail en Gousse (Moyen) est relativement faible par rapport aux autres prix observés dans cette zone. Prière de corriger ou de confirmer avec le QG.</w:t>
       </w:r>
     </w:p>
     <w:p>
@@ -5249,8 +5304,6 @@
         <w:rPr>
           <w:sz w:val="20"/>
         </w:rPr>
-        <w:t xml:space="preserve">- Attention ! Moto/Vélomoteur/Tricycle à moteur a été achété à 650000 Fcfa est relativement élevé par rapport aux autres prix d'achat observés dans cette zone. Prière de corriger ou de confirmer avec le QG. Attention ! Moto/Vélomoteur/Tricycle à moteur a été revendu à 580000 Fcfa qui est relativement élevé par rapport aux autres prix de revente observés dans cette zone. Prière de corriger ou de confirmer avec le QG. </w:t>
-        <w:br/>
         <w:t>- Le nombre d'article ( Salon  (Fauteuils et table basse))  dans ce ménages est élevé (4), prière de corriger ou confirmer avec le QG.</w:t>
       </w:r>
     </w:p>
@@ -5667,6 +5720,27 @@
           <w:color w:val="4672C4"/>
           <w:sz w:val="22"/>
         </w:rPr>
+        <w:t>&gt;&gt; Section0 - Identification et renseignements de controle</w:t>
+      </w:r>
+    </w:p>
+    <w:p>
+      <w:pPr>
+        <w:ind w:left="283"/>
+      </w:pPr>
+      <w:r>
+        <w:rPr>
+          <w:sz w:val="20"/>
+        </w:rPr>
+        <w:t>- Le questionnaire semble ne pas être complètement fini mais le questionnaire est en statut complet, prière de compléter le questionnaire.</w:t>
+      </w:r>
+    </w:p>
+    <w:p>
+      <w:r>
+        <w:rPr>
+          <w:b/>
+          <w:color w:val="4672C4"/>
+          <w:sz w:val="22"/>
+        </w:rPr>
         <w:t>&gt;&gt; Section2 - Education</w:t>
       </w:r>
     </w:p>
@@ -5682,9 +5756,9 @@
         <w:br/>
         <w:t xml:space="preserve">- Peu probable! Dieneba Tendeng  n'arrive pas  à comprendre un petit texte lu dans une langue locale (s02q03). Veuillez corriger ou donner des explications au QG. Peu probable! Dieneba Tendeng  ne sait ni lire, ni écrire, ni comprendre dans aucune des langues  (s02q01,s02q02,s02q03). Veuillez corriger ou donner des explications au QG. </w:t>
         <w:br/>
-        <w:t xml:space="preserve">- Peu probable! Hafza Sagna  n'arrive pas  à comprendre un petit texte lu dans une langue locale (s02q03). Veuillez corriger ou donner des explications au QG. </w:t>
+        <w:t xml:space="preserve">- Peu probable! Hafza Sagna  n'arrive pas  à comprendre un petit texte lu dans une langue locale (s02q03). Veuillez corriger ou donner des explications au QG. Attention ! Le frais de scolarité (2000 Fcfa) de Hafza Sagna en 6ème année de Primaire est relativement élevé par rapport aux autres frais de scolarités observés dans cette zone. Prière de corriger ou de confirmer avec le QG. </w:t>
         <w:br/>
-        <w:t xml:space="preserve">- Peu probable! Salimata Mane  n'arrive pas  à comprendre un petit texte lu dans une langue locale (s02q03). Veuillez corriger ou donner des explications au QG. Le montant des frais pour les cahiers et autres matériels scolaires pour l'année scolaire de Salimata Mane est de 0 FCFA, Salimata Mane a fait comment pour payer ces cahiers et autres matériels scolaires (SAC, stylo, craie, ardoise, crayon...) ? prière de corriger. </w:t>
+        <w:t xml:space="preserve">- Peu probable! Salimata Mane  n'arrive pas  à comprendre un petit texte lu dans une langue locale (s02q03). Veuillez corriger ou donner des explications au QG. Le montant des frais pour les cahiers et autres matériels scolaires pour l'année scolaire de Salimata Mane est de 0 FCFA, Salimata Mane a fait comment pour payer ces cahiers et autres matériels scolaires (SAC, stylo, craie, ardoise, crayon...) ? prière de corriger. Attention ! Le frais de scolarité (2000 Fcfa) de Salimata Mane en 3ème année de Primaire est relativement élevé par rapport aux autres frais de scolarités observés dans cette zone. Prière de corriger ou de confirmer avec le QG. </w:t>
         <w:br/>
         <w:t>- Peu probable! Yaya Sagna  n'arrive pas  à comprendre un petit texte lu dans une langue locale (s02q03). Veuillez corriger ou donner des explications au QG.</w:t>
       </w:r>
@@ -5728,7 +5802,7 @@
         <w:rPr>
           <w:sz w:val="20"/>
         </w:rPr>
-        <w:t>- Attention ! Le prix unitaire d'achat (1000 Fcfa) de Huile de soja  en Litre (taille unique) est relativement faible par rapport aux autres prix observés dans cette zone. Prière de corriger ou de confirmer avec le QG. Attention ! Le prix unitaire d'achat (50 Fcfa) de Piment séché en Sachets (Tres petit) est relativement élevé par rapport aux autres prix observés dans cette zone. Prière de corriger ou de confirmer avec le QG. Attention ! Soupçons de quantité anormale! Le ménage de YAYA SAGNA avec une taille de 5 personnes a consommé 7.75 Kg en taille unique de Sucre en poudre  qui est relativement élevé comme consommation par rapport à la condition de vie des autres ménages de même taille dans cette zone. Prière de corriger ou de confirmer avec le QG. Avertissement!!! Le ménage a consommé 8 Paquet Petit de Thé en sachet, cette quantité semble anormale pour une consommation des 7 derniers jours.Prière de corriger ou de confirmer avec le QG. Avertissement!! le prix unitaire (100 Fcfa) de Thé en sachet (unité: Paquet) de taille Petit est très faible ou élevé. Prière de corriger ou de confirmer avec le QG.</w:t>
+        <w:t>- Attention ! Le prix unitaire d'achat (1000 Fcfa) de Huile de soja  en Litre (taille unique) est relativement faible par rapport aux autres prix observés dans cette zone. Prière de corriger ou de confirmer avec le QG. Attention ! Le prix unitaire d'achat (50 Fcfa) de Cube alimentaire (Maggi, Jumbo, ) en Cube (Moyen) est relativement élevé par rapport aux autres prix observés dans cette zone. Prière de corriger ou de confirmer avec le QG. Attention ! Soupçons de quantité anormale! Le ménage de YAYA SAGNA avec une taille de 5 personnes a consommé 10 Cube en Moyen de Cube alimentaire (Maggi, Jumbo, ) qui est relativement élevé comme consommation par rapport à la condition de vie des autres ménages de même taille dans cette zone. Prière de corriger ou de confirmer avec le QG. Attention ! Le prix unitaire d'achat (50 Fcfa) de Piment séché en Sachets (Tres petit) est relativement élevé par rapport aux autres prix observés dans cette zone. Prière de corriger ou de confirmer avec le QG. Attention ! Soupçons de quantité anormale! Le ménage de YAYA SAGNA avec une taille de 5 personnes a consommé 25 miche en Moyen de Pain moderne (Baguette) qui est relativement élevé comme consommation par rapport à la condition de vie des autres ménages de même taille dans cette zone. Prière de corriger ou de confirmer avec le QG. Attention ! Soupçons de quantité anormale! Le ménage de YAYA SAGNA avec une taille de 5 personnes a consommé 7.75 Kg en taille unique de Sucre en poudre  qui est relativement élevé comme consommation par rapport à la condition de vie des autres ménages de même taille dans cette zone. Prière de corriger ou de confirmer avec le QG. Avertissement!!! Le ménage a consommé 8 Paquet Petit de Thé en sachet, cette quantité semble anormale pour une consommation des 7 derniers jours.Prière de corriger ou de confirmer avec le QG. Avertissement!! le prix unitaire (100 Fcfa) de Thé en sachet (unité: Paquet) de taille Petit est très faible ou élevé. Prière de corriger ou de confirmer avec le QG.</w:t>
       </w:r>
     </w:p>
     <w:p>
@@ -6334,48 +6408,6 @@
           <w:color w:val="4672C4"/>
           <w:sz w:val="22"/>
         </w:rPr>
-        <w:t>&gt;&gt; Section9b - Depenses non-alimentaires - 7 jours</w:t>
-      </w:r>
-    </w:p>
-    <w:p>
-      <w:pPr>
-        <w:ind w:left="283"/>
-      </w:pPr>
-      <w:r>
-        <w:rPr>
-          <w:sz w:val="20"/>
-        </w:rPr>
-        <w:t>- Il est difficile d'avoir un ménage qui n'a effectué aucune des dépenses mentionnées au cours de 7 derniers jours, prière de revoir la section 9B pour ce ménage.</w:t>
-      </w:r>
-    </w:p>
-    <w:p>
-      <w:r>
-        <w:rPr>
-          <w:b/>
-          <w:color w:val="4672C4"/>
-          <w:sz w:val="22"/>
-        </w:rPr>
-        <w:t>&gt;&gt; Section9d - Depenses non-alimentaires - 3 mois</w:t>
-      </w:r>
-    </w:p>
-    <w:p>
-      <w:pPr>
-        <w:ind w:left="283"/>
-      </w:pPr>
-      <w:r>
-        <w:rPr>
-          <w:sz w:val="20"/>
-        </w:rPr>
-        <w:t>- Difficile pour un ménage de ne pas avoir effectué de dépenses au cours de 3 derniers mois sur les produits/services cités (Section 9D), prière de revoir la section pour ce ménage.</w:t>
-      </w:r>
-    </w:p>
-    <w:p>
-      <w:r>
-        <w:rPr>
-          <w:b/>
-          <w:color w:val="4672C4"/>
-          <w:sz w:val="22"/>
-        </w:rPr>
         <w:t>&gt;&gt; Section10a - Existence entreprise non agricole</w:t>
       </w:r>
     </w:p>
@@ -6840,7 +6872,7 @@
           <w:color w:val="4672C4"/>
           <w:sz w:val="22"/>
         </w:rPr>
-        <w:t>&gt;&gt; Section9b - Depenses non-alimentaires - 7 jours</w:t>
+        <w:t>&gt;&gt; Section10b - caracteristiques entreprise non agricole</w:t>
       </w:r>
     </w:p>
     <w:p>
@@ -6851,49 +6883,7 @@
         <w:rPr>
           <w:sz w:val="20"/>
         </w:rPr>
-        <w:t>- Il est difficile d'avoir un ménage qui n'a effectué aucune des dépenses mentionnées au cours de 7 derniers jours, prière de revoir la section 9B pour ce ménage.</w:t>
-      </w:r>
-    </w:p>
-    <w:p>
-      <w:r>
-        <w:rPr>
-          <w:b/>
-          <w:color w:val="4672C4"/>
-          <w:sz w:val="22"/>
-        </w:rPr>
-        <w:t>&gt;&gt; Section9d - Depenses non-alimentaires - 3 mois</w:t>
-      </w:r>
-    </w:p>
-    <w:p>
-      <w:pPr>
-        <w:ind w:left="283"/>
-      </w:pPr>
-      <w:r>
-        <w:rPr>
-          <w:sz w:val="20"/>
-        </w:rPr>
-        <w:t>- Difficile pour un ménage de ne pas avoir effectué de dépenses au cours de 3 derniers mois sur les produits/services cités (Section 9D), prière de revoir la section pour ce ménage.</w:t>
-      </w:r>
-    </w:p>
-    <w:p>
-      <w:r>
-        <w:rPr>
-          <w:b/>
-          <w:color w:val="4672C4"/>
-          <w:sz w:val="22"/>
-        </w:rPr>
-        <w:t>&gt;&gt; Section9f - Depenses non-alimentaires - 12 mois</w:t>
-      </w:r>
-    </w:p>
-    <w:p>
-      <w:pPr>
-        <w:ind w:left="283"/>
-      </w:pPr>
-      <w:r>
-        <w:rPr>
-          <w:sz w:val="20"/>
-        </w:rPr>
-        <w:t>- Moins possible d'avoir un ménage qui n'a effectué aucune des dépenses au cours de 12 derniers mois, veuillez revoir la section pour ce ménage.</w:t>
+        <w:t>- Le montant dépensé de L'entreprise vente de vetement pour l'achat de ces marchandises revendues en état, sans transformation ne peut être supérieur aux montants obtenus sur la revente de marchandises achetées et revendues en état au cours des 30 derniers jours ou durant le dernier mois où l'entreprise a fonctionné (s10q47 &gt; s10q46), prière de corriger. Incohérence! L'entreprise vente de vetement a depensé pour l'achat des marchandises revendues en état (s10q47 different de 0) mais dit n'avoir réçu aucune somme sur la revente de ces marchandises achetées et revendues en état (s10q46 est égal à 0), prière de fournir d'effort pour estimer le montant obtenu sur la revente de ces marchandises achetées et revendues en état. Le montant dépensé de l'entreprise vente de vetement en achat de matières premières pour les produits vendus au cours des 30 derniers jours ou durant le dernier mois où l'entreprise a fonctionné ne peut pas être supéreur aux montants obtenus sur la vente de produits transformés par l'entreprise au cours de cette même période où l'entreprise a fonctionné (s10q49 &gt; s10q48), prière de corriger. L'entreprise vente de vetement a depensé en achat de matières premières pour les produits vendus (s10q49 different de 0) mais dit n'avoir réçu aucune somme sur la vente de produits transformés (s10q48 est égal à 0), prière de fournir de l'effort pour estimer le montant obtenu sur la vente vente de produits transformés. L'entreprise vente de vetement est généralement une entreprise commerciale ou de service dont elle ne depense pas en achat de matières premières.Elle ne transforme pas de produit donc ne peut pas obtenir un montant sur la vente des produits transformés (10.48 ou 10.49). Prière de mettre 0 pour ces questions si elles ne font pas de transformation.</w:t>
       </w:r>
     </w:p>
     <w:p>
@@ -6915,27 +6905,6 @@
           <w:sz w:val="20"/>
         </w:rPr>
         <w:t>- Le  principal matériau de construction est aucun et semble exister dans les modalités, prière de prendre attache avec le QG pour plus d'explication afin de la classer bien.</w:t>
-      </w:r>
-    </w:p>
-    <w:p>
-      <w:r>
-        <w:rPr>
-          <w:b/>
-          <w:color w:val="4672C4"/>
-          <w:sz w:val="22"/>
-        </w:rPr>
-        <w:t>&gt;&gt; Section14 - Chocs</w:t>
-      </w:r>
-    </w:p>
-    <w:p>
-      <w:pPr>
-        <w:ind w:left="283"/>
-      </w:pPr>
-      <w:r>
-        <w:rPr>
-          <w:sz w:val="20"/>
-        </w:rPr>
-        <w:t>- Avertissement!! Le ménage n'a été négativement affecté par aucun des problèmes donnés dans la section 14. Confirmez vous cette information avec le QG?</w:t>
       </w:r>
     </w:p>
     <w:p>
